--- a/SEM 2/AI Professional/Assignment 1/A1-KimTue0230Group18.docx
+++ b/SEM 2/AI Professional/Assignment 1/A1-KimTue0230Group18.docx
@@ -622,7 +622,7 @@
           <w:sz w:val="22"/>
           <w:szCs w:val="22"/>
         </w:rPr>
-        <w:t>learning, and governance implications). Second, after the initial draft was written by the student, ChatGPT was used to improve clarity of expression, rephrase selected sentences into academic style, and correct grammar while preserving the original meaning. Third, ChatGPT was used to assist with reference completion by expanding partial source details (e.g., title-only inputs) into full citation metadata such as authors, year, and links/DOIs.</w:t>
+        <w:t>learning, and governance implications). Second, ChatGPT was used to improve clarity of expression, rephrase selected sentences into academic style, and correct grammar while preserving the original meaning. Third, ChatGPT was used to assist with reference completion by expanding partial source details (e.g., title-only inputs) into full citation metadata such as authors, year, and links/DOIs.</w:t>
       </w:r>
     </w:p>
     <w:p>
@@ -1821,25 +1821,7 @@
           <w:sz w:val="22"/>
           <w:szCs w:val="22"/>
         </w:rPr>
-        <w:t>This aligns with broader findings that LLMs can improve user access to technical knowledge and lower initial learning barriers when used critically (</w:t>
-      </w:r>
-      <w:proofErr w:type="spellStart"/>
-      <w:r>
-        <w:rPr>
-          <w:rFonts w:ascii="Arial" w:hAnsi="Arial" w:cs="Arial"/>
-          <w:sz w:val="22"/>
-          <w:szCs w:val="22"/>
-        </w:rPr>
-        <w:t>Kasneci</w:t>
-      </w:r>
-      <w:proofErr w:type="spellEnd"/>
-      <w:r>
-        <w:rPr>
-          <w:rFonts w:ascii="Arial" w:hAnsi="Arial" w:cs="Arial"/>
-          <w:sz w:val="22"/>
-          <w:szCs w:val="22"/>
-        </w:rPr>
-        <w:t xml:space="preserve"> et al., 2023).</w:t>
+        <w:t>This aligns with broader findings that LLMs can improve user access to technical knowledge and lower initial learning barriers when used critically (Kasneci et al., 2023).</w:t>
       </w:r>
     </w:p>
     <w:p>
@@ -3230,61 +3212,7 @@
           <w:sz w:val="22"/>
           <w:szCs w:val="22"/>
         </w:rPr>
-        <w:t xml:space="preserve">Bai, Y., </w:t>
-      </w:r>
-      <w:proofErr w:type="spellStart"/>
-      <w:r>
-        <w:rPr>
-          <w:rFonts w:ascii="Arial" w:hAnsi="Arial" w:cs="Arial"/>
-          <w:sz w:val="22"/>
-          <w:szCs w:val="22"/>
-        </w:rPr>
-        <w:t>Kadavath</w:t>
-      </w:r>
-      <w:proofErr w:type="spellEnd"/>
-      <w:r>
-        <w:rPr>
-          <w:rFonts w:ascii="Arial" w:hAnsi="Arial" w:cs="Arial"/>
-          <w:sz w:val="22"/>
-          <w:szCs w:val="22"/>
-        </w:rPr>
-        <w:t xml:space="preserve">, S., Kundu, S., Askell, A., </w:t>
-      </w:r>
-      <w:proofErr w:type="spellStart"/>
-      <w:r>
-        <w:rPr>
-          <w:rFonts w:ascii="Arial" w:hAnsi="Arial" w:cs="Arial"/>
-          <w:sz w:val="22"/>
-          <w:szCs w:val="22"/>
-        </w:rPr>
-        <w:t>Kernion</w:t>
-      </w:r>
-      <w:proofErr w:type="spellEnd"/>
-      <w:r>
-        <w:rPr>
-          <w:rFonts w:ascii="Arial" w:hAnsi="Arial" w:cs="Arial"/>
-          <w:sz w:val="22"/>
-          <w:szCs w:val="22"/>
-        </w:rPr>
-        <w:t xml:space="preserve">, J., Jones, A., Chen, A., Goldie, A., </w:t>
-      </w:r>
-      <w:proofErr w:type="spellStart"/>
-      <w:r>
-        <w:rPr>
-          <w:rFonts w:ascii="Arial" w:hAnsi="Arial" w:cs="Arial"/>
-          <w:sz w:val="22"/>
-          <w:szCs w:val="22"/>
-        </w:rPr>
-        <w:t>Mirhoseini</w:t>
-      </w:r>
-      <w:proofErr w:type="spellEnd"/>
-      <w:r>
-        <w:rPr>
-          <w:rFonts w:ascii="Arial" w:hAnsi="Arial" w:cs="Arial"/>
-          <w:sz w:val="22"/>
-          <w:szCs w:val="22"/>
-        </w:rPr>
-        <w:t xml:space="preserve">, A., McKinnon, C., et al. (2022). </w:t>
+        <w:t xml:space="preserve">Bai, Y., Kadavath, S., Kundu, S., Askell, A., Kernion, J., Jones, A., Chen, A., Goldie, A., Mirhoseini, A., McKinnon, C., et al. (2022). </w:t>
       </w:r>
       <w:r>
         <w:rPr>
@@ -3302,25 +3230,7 @@
           <w:sz w:val="22"/>
           <w:szCs w:val="22"/>
         </w:rPr>
-        <w:t xml:space="preserve"> (arXiv:2212.08073). </w:t>
-      </w:r>
-      <w:proofErr w:type="spellStart"/>
-      <w:r>
-        <w:rPr>
-          <w:rFonts w:ascii="Arial" w:hAnsi="Arial" w:cs="Arial"/>
-          <w:sz w:val="22"/>
-          <w:szCs w:val="22"/>
-        </w:rPr>
-        <w:t>arXiv</w:t>
-      </w:r>
-      <w:proofErr w:type="spellEnd"/>
-      <w:r>
-        <w:rPr>
-          <w:rFonts w:ascii="Arial" w:hAnsi="Arial" w:cs="Arial"/>
-          <w:sz w:val="22"/>
-          <w:szCs w:val="22"/>
-        </w:rPr>
-        <w:t>. https://arxiv.org/abs/2212.08073</w:t>
+        <w:t xml:space="preserve"> (arXiv:2212.08073). arXiv. https://arxiv.org/abs/2212.08073</w:t>
       </w:r>
     </w:p>
     <w:p>
@@ -3361,25 +3271,7 @@
           <w:sz w:val="22"/>
           <w:szCs w:val="22"/>
         </w:rPr>
-        <w:t xml:space="preserve"> (arXiv:2107.03374). </w:t>
-      </w:r>
-      <w:proofErr w:type="spellStart"/>
-      <w:r>
-        <w:rPr>
-          <w:rFonts w:ascii="Arial" w:hAnsi="Arial" w:cs="Arial"/>
-          <w:sz w:val="22"/>
-          <w:szCs w:val="22"/>
-        </w:rPr>
-        <w:t>arXiv</w:t>
-      </w:r>
-      <w:proofErr w:type="spellEnd"/>
-      <w:r>
-        <w:rPr>
-          <w:rFonts w:ascii="Arial" w:hAnsi="Arial" w:cs="Arial"/>
-          <w:sz w:val="22"/>
-          <w:szCs w:val="22"/>
-        </w:rPr>
-        <w:t>. https://arxiv.org/abs/2107.03374</w:t>
+        <w:t xml:space="preserve"> (arXiv:2107.03374). arXiv. https://arxiv.org/abs/2107.03374</w:t>
       </w:r>
     </w:p>
     <w:p>
@@ -3396,7 +3288,6 @@
           <w:szCs w:val="22"/>
         </w:rPr>
       </w:pPr>
-      <w:proofErr w:type="spellStart"/>
       <w:r>
         <w:rPr>
           <w:rFonts w:ascii="Arial" w:hAnsi="Arial" w:cs="Arial"/>
@@ -3404,52 +3295,7 @@
           <w:szCs w:val="22"/>
         </w:rPr>
         <w:lastRenderedPageBreak/>
-        <w:t>Kasneci</w:t>
-      </w:r>
-      <w:proofErr w:type="spellEnd"/>
-      <w:r>
-        <w:rPr>
-          <w:rFonts w:ascii="Arial" w:hAnsi="Arial" w:cs="Arial"/>
-          <w:sz w:val="22"/>
-          <w:szCs w:val="22"/>
-        </w:rPr>
-        <w:t xml:space="preserve">, E., Sessler, K., </w:t>
-      </w:r>
-      <w:proofErr w:type="spellStart"/>
-      <w:r>
-        <w:rPr>
-          <w:rFonts w:ascii="Arial" w:hAnsi="Arial" w:cs="Arial"/>
-          <w:sz w:val="22"/>
-          <w:szCs w:val="22"/>
-        </w:rPr>
-        <w:t>Küchemann</w:t>
-      </w:r>
-      <w:proofErr w:type="spellEnd"/>
-      <w:r>
-        <w:rPr>
-          <w:rFonts w:ascii="Arial" w:hAnsi="Arial" w:cs="Arial"/>
-          <w:sz w:val="22"/>
-          <w:szCs w:val="22"/>
-        </w:rPr>
-        <w:t xml:space="preserve">, S., Bannert, M., Dementieva, D., Fischer, F., Gasser, U., Groh, G., Günnemann, S., </w:t>
-      </w:r>
-      <w:proofErr w:type="spellStart"/>
-      <w:r>
-        <w:rPr>
-          <w:rFonts w:ascii="Arial" w:hAnsi="Arial" w:cs="Arial"/>
-          <w:sz w:val="22"/>
-          <w:szCs w:val="22"/>
-        </w:rPr>
-        <w:t>Hüllermeier</w:t>
-      </w:r>
-      <w:proofErr w:type="spellEnd"/>
-      <w:r>
-        <w:rPr>
-          <w:rFonts w:ascii="Arial" w:hAnsi="Arial" w:cs="Arial"/>
-          <w:sz w:val="22"/>
-          <w:szCs w:val="22"/>
-        </w:rPr>
-        <w:t xml:space="preserve">, E., et al. (2023). ChatGPT for good? On opportunities and challenges of large language models for education. </w:t>
+        <w:t xml:space="preserve">Kasneci, E., Sessler, K., Küchemann, S., Bannert, M., Dementieva, D., Fischer, F., Gasser, U., Groh, G., Günnemann, S., Hüllermeier, E., et al. (2023). ChatGPT for good? On opportunities and challenges of large language models for education. </w:t>
       </w:r>
       <w:r>
         <w:rPr>
@@ -3508,25 +3354,7 @@
           <w:sz w:val="22"/>
           <w:szCs w:val="22"/>
         </w:rPr>
-        <w:t xml:space="preserve"> (arXiv:2307.03172). </w:t>
-      </w:r>
-      <w:proofErr w:type="spellStart"/>
-      <w:r>
-        <w:rPr>
-          <w:rFonts w:ascii="Arial" w:hAnsi="Arial" w:cs="Arial"/>
-          <w:sz w:val="22"/>
-          <w:szCs w:val="22"/>
-        </w:rPr>
-        <w:t>arXiv</w:t>
-      </w:r>
-      <w:proofErr w:type="spellEnd"/>
-      <w:r>
-        <w:rPr>
-          <w:rFonts w:ascii="Arial" w:hAnsi="Arial" w:cs="Arial"/>
-          <w:sz w:val="22"/>
-          <w:szCs w:val="22"/>
-        </w:rPr>
-        <w:t>. https://arxiv.org/abs/2307.03172</w:t>
+        <w:t xml:space="preserve"> (arXiv:2307.03172). arXiv. https://arxiv.org/abs/2307.03172</w:t>
       </w:r>
     </w:p>
     <w:p>
@@ -3976,25 +3804,7 @@
           <w:sz w:val="22"/>
           <w:szCs w:val="22"/>
         </w:rPr>
-        <w:t xml:space="preserve">- Suggested references and citation details were checked against primary scholarly sources (publisher pages, DOI records, or </w:t>
-      </w:r>
-      <w:proofErr w:type="spellStart"/>
-      <w:r>
-        <w:rPr>
-          <w:rFonts w:ascii="Arial" w:hAnsi="Arial" w:cs="Arial"/>
-          <w:sz w:val="22"/>
-          <w:szCs w:val="22"/>
-        </w:rPr>
-        <w:t>arXiv</w:t>
-      </w:r>
-      <w:proofErr w:type="spellEnd"/>
-      <w:r>
-        <w:rPr>
-          <w:rFonts w:ascii="Arial" w:hAnsi="Arial" w:cs="Arial"/>
-          <w:sz w:val="22"/>
-          <w:szCs w:val="22"/>
-        </w:rPr>
-        <w:t xml:space="preserve"> entries).  </w:t>
+        <w:t xml:space="preserve">- Suggested references and citation details were checked against primary scholarly sources (publisher pages, DOI records, or arXiv entries).  </w:t>
       </w:r>
     </w:p>
     <w:p>

--- a/SEM 2/AI Professional/Assignment 1/A1-KimTue0230Group18.docx
+++ b/SEM 2/AI Professional/Assignment 1/A1-KimTue0230Group18.docx
@@ -163,47 +163,25 @@
           <w:sz w:val="22"/>
           <w:szCs w:val="22"/>
         </w:rPr>
-        <w:t xml:space="preserve">Generative AI (GenAI) tools based on large language models (LLMs) are increasingly used as “copilots” to support software development and knowledge work. This case study analyses Anthropic’s Claude as a contemporary GenAI system, focusing on two practical dimensions: (1) Claude as a developer assistant for coding and debugging tasks, and (2) Claude as a tool for </w:t>
-      </w:r>
-      <w:r>
-        <w:rPr>
-          <w:rFonts w:ascii="Arial" w:hAnsi="Arial" w:cs="Arial"/>
-          <w:sz w:val="22"/>
-          <w:szCs w:val="22"/>
-        </w:rPr>
-        <w:t>just-in-time</w:t>
-      </w:r>
-      <w:r>
-        <w:rPr>
-          <w:rFonts w:ascii="Arial" w:hAnsi="Arial" w:cs="Arial"/>
-          <w:sz w:val="22"/>
-          <w:szCs w:val="22"/>
-        </w:rPr>
-        <w:t xml:space="preserve"> </w:t>
-      </w:r>
-      <w:r>
-        <w:rPr>
-          <w:rFonts w:ascii="Arial" w:hAnsi="Arial" w:cs="Arial"/>
-          <w:sz w:val="22"/>
-          <w:szCs w:val="22"/>
-        </w:rPr>
-        <w:t>learning that changes how users discover and synthesize technical knowledge. Claude is notable not only for capability (e.g., long</w:t>
-      </w:r>
-      <w:r>
-        <w:rPr>
-          <w:rFonts w:ascii="Cambria Math" w:hAnsi="Cambria Math" w:cs="Cambria Math"/>
-          <w:sz w:val="22"/>
-          <w:szCs w:val="22"/>
-        </w:rPr>
-        <w:t>‑</w:t>
-      </w:r>
-      <w:r>
-        <w:rPr>
-          <w:rFonts w:ascii="Arial" w:hAnsi="Arial" w:cs="Arial"/>
-          <w:sz w:val="22"/>
-          <w:szCs w:val="22"/>
-        </w:rPr>
-        <w:t>context interaction), but also for its stated safety approach, “Constitutional AI,” which aims to shape model behavior using explicit principles (Bai et al., 2022).</w:t>
+        <w:t xml:space="preserve">Generative AI (GenAI) tools built on large language models (LLMs) are becoming a regular part of software development and knowledge work, often acting as “copilots” that assist users in real time. This case study looks at Anthropic’s Claude as a modern GenAI system through two practical lenses: (1) Claude as a developer assistant for coding and debugging, and (2) Claude as a just-in-time learning tool that changes how people find, connect, and synthesize technical knowledge. Claude stands out not only for its capabilities (such as long-context interaction), but also for its stated safety method, “Constitutional AI,” which is designed to guide model </w:t>
+      </w:r>
+      <w:proofErr w:type="spellStart"/>
+      <w:r>
+        <w:rPr>
+          <w:rFonts w:ascii="Arial" w:hAnsi="Arial" w:cs="Arial"/>
+          <w:sz w:val="22"/>
+          <w:szCs w:val="22"/>
+        </w:rPr>
+        <w:t>behavior</w:t>
+      </w:r>
+      <w:proofErr w:type="spellEnd"/>
+      <w:r>
+        <w:rPr>
+          <w:rFonts w:ascii="Arial" w:hAnsi="Arial" w:cs="Arial"/>
+          <w:sz w:val="22"/>
+          <w:szCs w:val="22"/>
+        </w:rPr>
+        <w:t xml:space="preserve"> through explicit principles (Bai et al., 2022).</w:t>
       </w:r>
     </w:p>
     <w:p>
@@ -223,7 +201,7 @@
           <w:sz w:val="22"/>
           <w:szCs w:val="22"/>
         </w:rPr>
-        <w:t>Beyond technical performance, Claude is an appropriate case study because it sits at the intersection of capability, usability, and governance. In practice, users evaluate GenAI systems not only by benchmark scores, but by whether outputs are reliable enough for real tasks, whether safety controls are workable, and whether the tool supports transparent human oversight. This makes Claude a useful lens for examining the broader transition from “model demos” to operational AI systems used in education, software teams, and organizations. Therefore, this report emphasizes practical adoption outcomes and risk controls, rather than treating model quality as a single benchmark number.</w:t>
+        <w:t>Beyond technical performance alone, Claude is a strong case study because it operates at the intersection of capability, usability, and governance. In real-world use, people judge GenAI systems not just by benchmark performance, but by whether responses are dependable enough for meaningful tasks, whether safety controls are practical, and whether the system allows transparent human oversight. For that reason, Claude offers a useful lens on the broader shift from “model demos” to operational AI systems used in classrooms, software teams, and organizations. This report therefore focuses on practical adoption outcomes and risk controls, rather than reducing model quality to a single benchmark score.</w:t>
       </w:r>
     </w:p>
     <w:p>
@@ -598,31 +576,7 @@
           <w:sz w:val="22"/>
           <w:szCs w:val="22"/>
         </w:rPr>
-        <w:t xml:space="preserve">ChatGPT was used as a support tool at multiple stages of this assignment. First, it was used to help scope the case study and propose suitable analytical dimensions (e.g., developer productivity, </w:t>
-      </w:r>
-      <w:r>
-        <w:rPr>
-          <w:rFonts w:ascii="Arial" w:hAnsi="Arial" w:cs="Arial"/>
-          <w:sz w:val="22"/>
-          <w:szCs w:val="22"/>
-        </w:rPr>
-        <w:t>just-in-time</w:t>
-      </w:r>
-      <w:r>
-        <w:rPr>
-          <w:rFonts w:ascii="Arial" w:hAnsi="Arial" w:cs="Arial"/>
-          <w:sz w:val="22"/>
-          <w:szCs w:val="22"/>
-        </w:rPr>
-        <w:t xml:space="preserve"> </w:t>
-      </w:r>
-      <w:r>
-        <w:rPr>
-          <w:rFonts w:ascii="Arial" w:hAnsi="Arial" w:cs="Arial"/>
-          <w:sz w:val="22"/>
-          <w:szCs w:val="22"/>
-        </w:rPr>
-        <w:t>learning, and governance implications). Second, ChatGPT was used to improve clarity of expression, rephrase selected sentences into academic style, and correct grammar while preserving the original meaning. Third, ChatGPT was used to assist with reference completion by expanding partial source details (e.g., title-only inputs) into full citation metadata such as authors, year, and links/DOIs.</w:t>
+        <w:t>ChatGPT was used as a support tool at several stages of this assignment. First, it helped define the scope of the case study and suggested useful analytical dimensions (such as developer productivity, just-in-time learning, and governance implications). Second, it was used to improve clarity, rephrase selected sentences in a more academic tone, and correct grammar while keeping the intended meaning intact. Third, ChatGPT supported reference completion by expanding partial source information (for example, title-only entries) into fuller citation details, including authors, publication year, and links or DOIs.</w:t>
       </w:r>
     </w:p>
     <w:p>
@@ -634,6 +588,15 @@
           <w:szCs w:val="22"/>
         </w:rPr>
       </w:pPr>
+      <w:r>
+        <w:rPr>
+          <w:rFonts w:ascii="Arial" w:hAnsi="Arial" w:cs="Arial"/>
+          <w:sz w:val="22"/>
+          <w:szCs w:val="22"/>
+        </w:rPr>
+        <w:lastRenderedPageBreak/>
+        <w:t>Importantly, ChatGPT outputs were not accepted at face value. Factual claims, technical points, and bibliographic details were cross-checked with primary documentation and scholarly sources before being included. When AI-generated suggestions were vague, unverifiable, or inconsistent with source material, they were revised or removed. This ensured that ChatGPT was used as a writing and research aid—not as a replacement for independent analysis.</w:t>
+      </w:r>
     </w:p>
     <w:p>
       <w:pPr>
@@ -650,33 +613,7 @@
           <w:sz w:val="22"/>
           <w:szCs w:val="22"/>
         </w:rPr>
-        <w:t>Importantly, ChatGPT outputs were not accepted uncritically. Factual claims, technical statements, and bibliographic details were cross-checked against primary documentation and scholarly sources before inclusion. Where AI-generated suggestions were vague, unverifiable, or inconsistent with source material, they were revised or removed. This process ensured that ChatGPT functioned as a writing and research assistant rather than a substitute for independent analysis.</w:t>
-      </w:r>
-    </w:p>
-    <w:p>
-      <w:pPr>
-        <w:spacing w:before="120"/>
-        <w:rPr>
-          <w:rFonts w:ascii="Arial" w:hAnsi="Arial" w:cs="Arial"/>
-          <w:sz w:val="22"/>
-          <w:szCs w:val="22"/>
-        </w:rPr>
-      </w:pPr>
-      <w:r>
-        <w:rPr>
-          <w:rFonts w:ascii="Arial" w:hAnsi="Arial" w:cs="Arial"/>
-          <w:sz w:val="22"/>
-          <w:szCs w:val="22"/>
-        </w:rPr>
-        <w:t>Overall, ChatGPT was most useful for structure refinement, language polishing, and citation formatting. It was less reliable for high-precision factual details unless independently verified. Final synthesis, interpretation, and conclusions were completed by the student/group</w:t>
-      </w:r>
-      <w:r>
-        <w:rPr>
-          <w:rFonts w:ascii="Arial" w:hAnsi="Arial" w:cs="Arial"/>
-          <w:sz w:val="22"/>
-          <w:szCs w:val="22"/>
-        </w:rPr>
-        <w:t>.</w:t>
+        <w:t xml:space="preserve">Overall, ChatGPT was most helpful for refining structure, polishing language, and formatting citations. It was less dependable for high-precision factual detail unless independently verified. </w:t>
       </w:r>
     </w:p>
     <w:p>
@@ -713,195 +650,110 @@
     </w:p>
     <w:p>
       <w:pPr>
-        <w:rPr>
-          <w:rFonts w:ascii="Arial" w:hAnsi="Arial" w:cs="Arial"/>
-          <w:sz w:val="22"/>
-          <w:szCs w:val="22"/>
-        </w:rPr>
-      </w:pPr>
-      <w:r>
-        <w:rPr>
-          <w:rFonts w:ascii="Arial" w:hAnsi="Arial" w:cs="Arial"/>
-          <w:sz w:val="22"/>
-          <w:szCs w:val="22"/>
-        </w:rPr>
-        <w:t xml:space="preserve">To keep the analysis systematic, four criteria were used across both dimensions.  </w:t>
-      </w:r>
-    </w:p>
-    <w:p>
-      <w:pPr>
-        <w:rPr>
-          <w:rFonts w:ascii="Arial" w:hAnsi="Arial" w:cs="Arial"/>
-          <w:sz w:val="22"/>
-          <w:szCs w:val="22"/>
-        </w:rPr>
-      </w:pPr>
-      <w:r>
-        <w:rPr>
-          <w:rFonts w:ascii="Arial" w:hAnsi="Arial" w:cs="Arial"/>
-          <w:sz w:val="22"/>
-          <w:szCs w:val="22"/>
-        </w:rPr>
-        <w:t xml:space="preserve">First, </w:t>
-      </w:r>
-      <w:r>
-        <w:rPr>
-          <w:rFonts w:ascii="Arial" w:hAnsi="Arial" w:cs="Arial"/>
-          <w:b/>
-          <w:bCs/>
-          <w:sz w:val="22"/>
-          <w:szCs w:val="22"/>
-        </w:rPr>
-        <w:t>usefulness</w:t>
-      </w:r>
-      <w:r>
-        <w:rPr>
-          <w:rFonts w:ascii="Arial" w:hAnsi="Arial" w:cs="Arial"/>
-          <w:sz w:val="22"/>
-          <w:szCs w:val="22"/>
-        </w:rPr>
-        <w:t xml:space="preserve">: whether Claude can reduce task completion time or cognitive load in realistic workflows.  </w:t>
-      </w:r>
-    </w:p>
-    <w:p>
-      <w:pPr>
-        <w:rPr>
-          <w:rFonts w:ascii="Arial" w:hAnsi="Arial" w:cs="Arial"/>
-          <w:sz w:val="22"/>
-          <w:szCs w:val="22"/>
-        </w:rPr>
-      </w:pPr>
-      <w:r>
-        <w:rPr>
-          <w:rFonts w:ascii="Arial" w:hAnsi="Arial" w:cs="Arial"/>
-          <w:sz w:val="22"/>
-          <w:szCs w:val="22"/>
-        </w:rPr>
-        <w:t xml:space="preserve">Second, </w:t>
-      </w:r>
-      <w:r>
-        <w:rPr>
-          <w:rFonts w:ascii="Arial" w:hAnsi="Arial" w:cs="Arial"/>
-          <w:b/>
-          <w:bCs/>
-          <w:sz w:val="22"/>
-          <w:szCs w:val="22"/>
-        </w:rPr>
-        <w:t>reliability</w:t>
-      </w:r>
-      <w:r>
-        <w:rPr>
-          <w:rFonts w:ascii="Arial" w:hAnsi="Arial" w:cs="Arial"/>
-          <w:sz w:val="22"/>
-          <w:szCs w:val="22"/>
-        </w:rPr>
-        <w:t xml:space="preserve">: whether outputs remain accurate and consistent enough for repeated use.  </w:t>
-      </w:r>
-    </w:p>
-    <w:p>
-      <w:pPr>
-        <w:rPr>
-          <w:rFonts w:ascii="Arial" w:hAnsi="Arial" w:cs="Arial"/>
-          <w:sz w:val="22"/>
-          <w:szCs w:val="22"/>
-        </w:rPr>
-      </w:pPr>
-      <w:r>
-        <w:rPr>
-          <w:rFonts w:ascii="Arial" w:hAnsi="Arial" w:cs="Arial"/>
-          <w:sz w:val="22"/>
-          <w:szCs w:val="22"/>
-        </w:rPr>
-        <w:t xml:space="preserve">Third, </w:t>
-      </w:r>
-      <w:r>
-        <w:rPr>
-          <w:rFonts w:ascii="Arial" w:hAnsi="Arial" w:cs="Arial"/>
-          <w:b/>
-          <w:bCs/>
-          <w:sz w:val="22"/>
-          <w:szCs w:val="22"/>
-        </w:rPr>
-        <w:t>risk exposure</w:t>
-      </w:r>
-      <w:r>
-        <w:rPr>
-          <w:rFonts w:ascii="Arial" w:hAnsi="Arial" w:cs="Arial"/>
-          <w:sz w:val="22"/>
-          <w:szCs w:val="22"/>
-        </w:rPr>
-        <w:t xml:space="preserve">: what technical, security, and integrity risks are introduced when Claude is embedded into work or study routines.  </w:t>
-      </w:r>
-    </w:p>
-    <w:p>
-      <w:pPr>
-        <w:rPr>
-          <w:rFonts w:ascii="Arial" w:hAnsi="Arial" w:cs="Arial"/>
-          <w:sz w:val="22"/>
-          <w:szCs w:val="22"/>
-        </w:rPr>
-      </w:pPr>
-      <w:r>
-        <w:rPr>
-          <w:rFonts w:ascii="Arial" w:hAnsi="Arial" w:cs="Arial"/>
-          <w:sz w:val="22"/>
-          <w:szCs w:val="22"/>
-        </w:rPr>
-        <w:t xml:space="preserve">Fourth, </w:t>
-      </w:r>
-      <w:r>
-        <w:rPr>
-          <w:rFonts w:ascii="Arial" w:hAnsi="Arial" w:cs="Arial"/>
-          <w:b/>
-          <w:bCs/>
-          <w:sz w:val="22"/>
-          <w:szCs w:val="22"/>
-        </w:rPr>
-        <w:t>g</w:t>
-      </w:r>
-      <w:r>
-        <w:rPr>
-          <w:rFonts w:ascii="Arial" w:hAnsi="Arial" w:cs="Arial"/>
-          <w:b/>
-          <w:bCs/>
-          <w:sz w:val="22"/>
-          <w:szCs w:val="22"/>
-        </w:rPr>
-        <w:t>overnance readiness</w:t>
-      </w:r>
-      <w:r>
-        <w:rPr>
-          <w:rFonts w:ascii="Arial" w:hAnsi="Arial" w:cs="Arial"/>
-          <w:sz w:val="22"/>
-          <w:szCs w:val="22"/>
-        </w:rPr>
-        <w:t>: whether practical safeguards (verification routines, data handling rules, and disclosure practices) can reduce those risks to an acceptable level.</w:t>
-      </w:r>
-    </w:p>
-    <w:p>
-      <w:pPr>
-        <w:rPr>
-          <w:rFonts w:ascii="Arial" w:hAnsi="Arial" w:cs="Arial"/>
-          <w:sz w:val="22"/>
-          <w:szCs w:val="22"/>
-        </w:rPr>
-      </w:pPr>
-    </w:p>
-    <w:p>
-      <w:pPr>
-        <w:rPr>
-          <w:rFonts w:ascii="Arial" w:hAnsi="Arial" w:cs="Arial"/>
-          <w:sz w:val="22"/>
-          <w:szCs w:val="22"/>
-        </w:rPr>
-      </w:pPr>
-      <w:r>
-        <w:rPr>
-          <w:rFonts w:ascii="Arial" w:hAnsi="Arial" w:cs="Arial"/>
-          <w:sz w:val="22"/>
-          <w:szCs w:val="22"/>
-        </w:rPr>
-        <w:t>Using these criteria helped avoid one-sided conclusions. For example, a feature that improves speed was still assessed negatively if it increased unverified adoption of incorrect outputs. Similarly, strong safety positioning was evaluated alongside usability trade-offs, such as possible over-refusal in legitimate tasks.</w:t>
+        <w:spacing w:before="120"/>
+        <w:rPr>
+          <w:rFonts w:ascii="Arial" w:hAnsi="Arial" w:cs="Arial"/>
+          <w:sz w:val="22"/>
+          <w:szCs w:val="22"/>
+        </w:rPr>
+      </w:pPr>
+      <w:r>
+        <w:rPr>
+          <w:rFonts w:ascii="Arial" w:hAnsi="Arial" w:cs="Arial"/>
+          <w:sz w:val="22"/>
+          <w:szCs w:val="22"/>
+        </w:rPr>
+        <w:t>To keep the analysis systematic, four criteria were applied across both dimensions.</w:t>
+      </w:r>
+    </w:p>
+    <w:p>
+      <w:pPr>
+        <w:spacing w:before="120"/>
+        <w:rPr>
+          <w:rFonts w:ascii="Arial" w:hAnsi="Arial" w:cs="Arial"/>
+          <w:sz w:val="22"/>
+          <w:szCs w:val="22"/>
+        </w:rPr>
+      </w:pPr>
+      <w:r>
+        <w:rPr>
+          <w:rFonts w:ascii="Arial" w:hAnsi="Arial" w:cs="Arial"/>
+          <w:sz w:val="22"/>
+          <w:szCs w:val="22"/>
+        </w:rPr>
+        <w:t>First, usefulness: whether Claude can reduce completion time or cognitive load in realistic workflows.</w:t>
+      </w:r>
+    </w:p>
+    <w:p>
+      <w:pPr>
+        <w:spacing w:before="120"/>
+        <w:rPr>
+          <w:rFonts w:ascii="Arial" w:hAnsi="Arial" w:cs="Arial"/>
+          <w:sz w:val="22"/>
+          <w:szCs w:val="22"/>
+        </w:rPr>
+      </w:pPr>
+      <w:r>
+        <w:rPr>
+          <w:rFonts w:ascii="Arial" w:hAnsi="Arial" w:cs="Arial"/>
+          <w:sz w:val="22"/>
+          <w:szCs w:val="22"/>
+        </w:rPr>
+        <w:t>Second, reliability: whether outputs are accurate and consistent enough for repeated use.</w:t>
+      </w:r>
+    </w:p>
+    <w:p>
+      <w:pPr>
+        <w:spacing w:before="120"/>
+        <w:rPr>
+          <w:rFonts w:ascii="Arial" w:hAnsi="Arial" w:cs="Arial"/>
+          <w:sz w:val="22"/>
+          <w:szCs w:val="22"/>
+        </w:rPr>
+      </w:pPr>
+      <w:r>
+        <w:rPr>
+          <w:rFonts w:ascii="Arial" w:hAnsi="Arial" w:cs="Arial"/>
+          <w:sz w:val="22"/>
+          <w:szCs w:val="22"/>
+        </w:rPr>
+        <w:t>Third, risk exposure: what technical, security, and integrity risks are introduced when Claude is integrated into work or study routines.</w:t>
+      </w:r>
+    </w:p>
+    <w:p>
+      <w:pPr>
+        <w:spacing w:before="120"/>
+        <w:rPr>
+          <w:rFonts w:ascii="Arial" w:hAnsi="Arial" w:cs="Arial"/>
+          <w:sz w:val="22"/>
+          <w:szCs w:val="22"/>
+        </w:rPr>
+      </w:pPr>
+      <w:r>
+        <w:rPr>
+          <w:rFonts w:ascii="Arial" w:hAnsi="Arial" w:cs="Arial"/>
+          <w:sz w:val="22"/>
+          <w:szCs w:val="22"/>
+        </w:rPr>
+        <w:t>Fourth, governance readiness: whether practical safeguards—such as verification routines, data-handling rules, and disclosure practices—can reduce those risks to an acceptable level.</w:t>
+      </w:r>
+    </w:p>
+    <w:p>
+      <w:pPr>
+        <w:spacing w:before="120"/>
+        <w:rPr>
+          <w:rFonts w:ascii="Arial" w:hAnsi="Arial" w:cs="Arial"/>
+          <w:sz w:val="22"/>
+          <w:szCs w:val="22"/>
+        </w:rPr>
+      </w:pPr>
+      <w:r>
+        <w:rPr>
+          <w:rFonts w:ascii="Arial" w:hAnsi="Arial" w:cs="Arial"/>
+          <w:sz w:val="22"/>
+          <w:szCs w:val="22"/>
+        </w:rPr>
+        <w:t>Applying these criteria helped avoid one-sided conclusions. For example, a feature that improved speed was still judged negatively if it also increased unverified use of incorrect outputs. In the same way, strong safety positioning was evaluated alongside usability trade-offs, such as potential over-refusal in legitimate tasks.</w:t>
       </w:r>
     </w:p>
     <w:p>
@@ -1350,6 +1202,7 @@
           <w:sz w:val="22"/>
           <w:szCs w:val="22"/>
         </w:rPr>
+        <w:lastRenderedPageBreak/>
         <w:t>Research on code LLMs and AI pair programming also shows that capability gains do not eliminate the need for rigorous verification and secure development practices (Chen et al., 2021; Nijkamp et al., 2022).</w:t>
       </w:r>
     </w:p>
@@ -1472,59 +1325,77 @@
           <w:sz w:val="22"/>
           <w:szCs w:val="22"/>
         </w:rPr>
-        <w:t>A practical way to assess Claude in debugging is to compare its role across the bug-fix lifecycle: issue understanding, hypothesis generation, solution drafting, and validation. Claude is strongest in the first two stages, where rapid pattern recognition and explanation reduce initial triage time. It is useful for translating cryptic error traces into likely causes and for generating candidate checks in priority order. However, reliability decreases in later stages if outputs are accepted without strict testing. In other words, Claude is most effective as a “reasoning accelerator” rather than an autonomous fixer.</w:t>
-      </w:r>
-    </w:p>
-    <w:p>
-      <w:pPr>
-        <w:rPr>
-          <w:rFonts w:ascii="Arial" w:hAnsi="Arial" w:cs="Arial"/>
-          <w:sz w:val="22"/>
-          <w:szCs w:val="22"/>
-        </w:rPr>
-      </w:pPr>
-    </w:p>
-    <w:p>
-      <w:pPr>
-        <w:rPr>
-          <w:rFonts w:ascii="Arial" w:hAnsi="Arial" w:cs="Arial"/>
-          <w:sz w:val="22"/>
-          <w:szCs w:val="22"/>
-        </w:rPr>
-      </w:pPr>
-      <w:r>
-        <w:rPr>
-          <w:rFonts w:ascii="Arial" w:hAnsi="Arial" w:cs="Arial"/>
-          <w:sz w:val="22"/>
-          <w:szCs w:val="22"/>
-        </w:rPr>
-        <w:t>This distinction has implications for team process design. Teams can capture productivity benefits while controlling risk by defining explicit checkpoints: (1) AI-suggested fix must be linked to a reproducible test, (2) security-sensitive changes require human review, and (3) final merge decisions remain accountable to developers. Such process-level controls are often more important than model-level capability when integrating GenAI into software engineering practice.</w:t>
-      </w:r>
-    </w:p>
-    <w:p>
-      <w:pPr>
-        <w:rPr>
-          <w:rFonts w:ascii="Arial" w:hAnsi="Arial" w:cs="Arial"/>
-          <w:sz w:val="22"/>
-          <w:szCs w:val="22"/>
-        </w:rPr>
-      </w:pPr>
-    </w:p>
-    <w:p>
-      <w:pPr>
-        <w:rPr>
-          <w:rFonts w:ascii="Arial" w:hAnsi="Arial" w:cs="Arial"/>
-          <w:sz w:val="22"/>
-          <w:szCs w:val="22"/>
-        </w:rPr>
-      </w:pPr>
-      <w:r>
-        <w:rPr>
-          <w:rFonts w:ascii="Arial" w:hAnsi="Arial" w:cs="Arial"/>
-          <w:sz w:val="22"/>
-          <w:szCs w:val="22"/>
-        </w:rPr>
-        <w:t>Overall, Claude can improve developer productivity significantly, but benefits are maximized only with disciplined verification and governance controls.</w:t>
+        <w:t xml:space="preserve">A practical way to evaluate Claude in debugging is to examine its role across the bug-fix lifecycle: issue understanding, hypothesis generation, solution drafting, and validation. Claude tends to be strongest in the first two stages, where fast pattern recognition and clear explanations can reduce initial triage time. It is particularly helpful for interpreting cryptic error traces, identifying likely root causes, and proposing candidate checks in a useful priority order. However, reliability can drop in later stages if outputs are adopted without strict testing. Put simply, Claude works best as a </w:t>
+      </w:r>
+      <w:r>
+        <w:rPr>
+          <w:rFonts w:ascii="Arial" w:hAnsi="Arial" w:cs="Arial"/>
+          <w:b/>
+          <w:bCs/>
+          <w:sz w:val="22"/>
+          <w:szCs w:val="22"/>
+        </w:rPr>
+        <w:t>reasoning accelerator</w:t>
+      </w:r>
+      <w:r>
+        <w:rPr>
+          <w:rFonts w:ascii="Arial" w:hAnsi="Arial" w:cs="Arial"/>
+          <w:sz w:val="22"/>
+          <w:szCs w:val="22"/>
+        </w:rPr>
+        <w:t>, not an autonomous fixer.</w:t>
+      </w:r>
+    </w:p>
+    <w:p>
+      <w:pPr>
+        <w:rPr>
+          <w:rFonts w:ascii="Arial" w:hAnsi="Arial" w:cs="Arial"/>
+          <w:sz w:val="22"/>
+          <w:szCs w:val="22"/>
+        </w:rPr>
+      </w:pPr>
+    </w:p>
+    <w:p>
+      <w:pPr>
+        <w:rPr>
+          <w:rFonts w:ascii="Arial" w:hAnsi="Arial" w:cs="Arial"/>
+          <w:sz w:val="22"/>
+          <w:szCs w:val="22"/>
+        </w:rPr>
+      </w:pPr>
+      <w:r>
+        <w:rPr>
+          <w:rFonts w:ascii="Arial" w:hAnsi="Arial" w:cs="Arial"/>
+          <w:sz w:val="22"/>
+          <w:szCs w:val="22"/>
+        </w:rPr>
+        <w:t>This distinction matters for team process design. Teams can retain productivity gains while limiting risk by introducing clear checkpoints: (1) any AI-suggested fix must be tied to a reproducible test, (2) security-sensitive changes require human review, and (3) final merge decisions remain the responsibility of developers. In practice, these process-level controls are often more important than model-level capability when integrating GenAI into software engineering workflows.</w:t>
+      </w:r>
+    </w:p>
+    <w:p>
+      <w:pPr>
+        <w:rPr>
+          <w:rFonts w:ascii="Arial" w:hAnsi="Arial" w:cs="Arial"/>
+          <w:sz w:val="22"/>
+          <w:szCs w:val="22"/>
+        </w:rPr>
+      </w:pPr>
+    </w:p>
+    <w:p>
+      <w:pPr>
+        <w:rPr>
+          <w:rFonts w:ascii="Arial" w:hAnsi="Arial" w:cs="Arial"/>
+          <w:sz w:val="22"/>
+          <w:szCs w:val="22"/>
+        </w:rPr>
+      </w:pPr>
+      <w:r>
+        <w:rPr>
+          <w:rFonts w:ascii="Arial" w:hAnsi="Arial" w:cs="Arial"/>
+          <w:sz w:val="22"/>
+          <w:szCs w:val="22"/>
+        </w:rPr>
+        <w:t>Overall, Claude can significantly improve developer productivity, but the benefits are highest when paired with disciplined verification and governance controls.</w:t>
       </w:r>
     </w:p>
     <w:p>
@@ -2113,24 +1984,24 @@
           <w:sz w:val="22"/>
           <w:szCs w:val="22"/>
         </w:rPr>
+        <w:t>- Ask the model for assumptions/uncertainty and request source-backed responses.</w:t>
+      </w:r>
+    </w:p>
+    <w:p>
+      <w:pPr>
+        <w:rPr>
+          <w:rFonts w:ascii="Arial" w:hAnsi="Arial" w:cs="Arial"/>
+          <w:sz w:val="22"/>
+          <w:szCs w:val="22"/>
+        </w:rPr>
+      </w:pPr>
+      <w:r>
+        <w:rPr>
+          <w:rFonts w:ascii="Arial" w:hAnsi="Arial" w:cs="Arial"/>
+          <w:sz w:val="22"/>
+          <w:szCs w:val="22"/>
+        </w:rPr>
         <w:lastRenderedPageBreak/>
-        <w:t>- Ask the model for assumptions/uncertainty and request source-backed responses.</w:t>
-      </w:r>
-    </w:p>
-    <w:p>
-      <w:pPr>
-        <w:rPr>
-          <w:rFonts w:ascii="Arial" w:hAnsi="Arial" w:cs="Arial"/>
-          <w:sz w:val="22"/>
-          <w:szCs w:val="22"/>
-        </w:rPr>
-      </w:pPr>
-      <w:r>
-        <w:rPr>
-          <w:rFonts w:ascii="Arial" w:hAnsi="Arial" w:cs="Arial"/>
-          <w:sz w:val="22"/>
-          <w:szCs w:val="22"/>
-        </w:rPr>
         <w:t>- Use a “verify before adopt” checklist (versions, reproducible steps, test runs).</w:t>
       </w:r>
     </w:p>
@@ -2162,71 +2033,56 @@
     </w:p>
     <w:p>
       <w:pPr>
-        <w:rPr>
-          <w:rFonts w:ascii="Arial" w:hAnsi="Arial" w:cs="Arial"/>
-          <w:sz w:val="22"/>
-          <w:szCs w:val="22"/>
-        </w:rPr>
-      </w:pPr>
-      <w:r>
-        <w:rPr>
-          <w:rFonts w:ascii="Arial" w:hAnsi="Arial" w:cs="Arial"/>
-          <w:sz w:val="22"/>
-          <w:szCs w:val="22"/>
-        </w:rPr>
-        <w:t>From a learning-science perspective, Claude can function as a scaffold that supports progression from unfamiliar terminology to structured understanding. For example, a learner can begin with broad questions, request simplified explanations, then ask for implementation examples and comparison tables. This adaptive dialogue can reduce entry barriers and improve confidence during early learning stages. However, confidence does not always equal competence. Without independent verification and hands-on practice, learners may develop procedural familiarity without conceptual depth.</w:t>
-      </w:r>
-    </w:p>
-    <w:p>
-      <w:pPr>
-        <w:rPr>
-          <w:rFonts w:ascii="Arial" w:hAnsi="Arial" w:cs="Arial"/>
-          <w:sz w:val="22"/>
-          <w:szCs w:val="22"/>
-        </w:rPr>
-      </w:pPr>
-    </w:p>
-    <w:p>
-      <w:pPr>
-        <w:rPr>
-          <w:rFonts w:ascii="Arial" w:hAnsi="Arial" w:cs="Arial"/>
-          <w:sz w:val="22"/>
-          <w:szCs w:val="22"/>
-        </w:rPr>
-      </w:pPr>
-      <w:r>
-        <w:rPr>
-          <w:rFonts w:ascii="Arial" w:hAnsi="Arial" w:cs="Arial"/>
-          <w:sz w:val="22"/>
-          <w:szCs w:val="22"/>
-        </w:rPr>
-        <w:t>Accordingly, the best educational use pattern is a hybrid model: Claude for initial explanation and synthesis, followed by direct engagement with authoritative documentation, exercises, and reflection. This sequence preserves speed while maintaining epistemic quality. In coursework contexts, it also supports academic integrity by ensuring that final claims are evidence-backed and personally understood rather than passively reproduced.</w:t>
-      </w:r>
-    </w:p>
-    <w:p>
-      <w:pPr>
-        <w:rPr>
-          <w:rFonts w:ascii="Arial" w:hAnsi="Arial" w:cs="Arial"/>
-          <w:sz w:val="22"/>
-          <w:szCs w:val="22"/>
-        </w:rPr>
-      </w:pPr>
-    </w:p>
-    <w:p>
-      <w:pPr>
-        <w:rPr>
-          <w:rFonts w:ascii="Arial" w:hAnsi="Arial" w:cs="Arial"/>
-          <w:sz w:val="22"/>
-          <w:szCs w:val="22"/>
-        </w:rPr>
-      </w:pPr>
-      <w:r>
-        <w:rPr>
-          <w:rFonts w:ascii="Arial" w:hAnsi="Arial" w:cs="Arial"/>
-          <w:sz w:val="22"/>
-          <w:szCs w:val="22"/>
-        </w:rPr>
-        <w:t>In summary, Claude can be an effective learning accelerator, but reliable use requires verification habits and reflective practice.</w:t>
+        <w:spacing w:before="120"/>
+        <w:rPr>
+          <w:rFonts w:ascii="Arial" w:hAnsi="Arial" w:cs="Arial"/>
+          <w:sz w:val="22"/>
+          <w:szCs w:val="22"/>
+        </w:rPr>
+      </w:pPr>
+      <w:r>
+        <w:rPr>
+          <w:rFonts w:ascii="Arial" w:hAnsi="Arial" w:cs="Arial"/>
+          <w:sz w:val="22"/>
+          <w:szCs w:val="22"/>
+        </w:rPr>
+        <w:t>From a learning-science perspective, Claude can act as a scaffold that helps learners move from unfamiliar terminology to more structured understanding. For instance, a learner might start with broad questions, ask for simplified explanations, and then request implementation examples or comparison tables. This kind of adaptive dialogue can lower entry barriers and build confidence in early learning stages. That said, confidence is not always the same as competence. Without independent verification and hands-on practice, learners may gain procedural familiarity without developing real conceptual depth.</w:t>
+      </w:r>
+    </w:p>
+    <w:p>
+      <w:pPr>
+        <w:spacing w:before="120"/>
+        <w:rPr>
+          <w:rFonts w:ascii="Arial" w:hAnsi="Arial" w:cs="Arial"/>
+          <w:sz w:val="22"/>
+          <w:szCs w:val="22"/>
+        </w:rPr>
+      </w:pPr>
+      <w:r>
+        <w:rPr>
+          <w:rFonts w:ascii="Arial" w:hAnsi="Arial" w:cs="Arial"/>
+          <w:sz w:val="22"/>
+          <w:szCs w:val="22"/>
+        </w:rPr>
+        <w:t>Accordingly, the most effective educational pattern is a hybrid approach: use Claude for initial explanation and synthesis, then follow with direct engagement with authoritative documentation, exercises, and reflection. This sequence maintains speed while preserving epistemic quality. In coursework settings, it also strengthens academic integrity by ensuring that final claims are evidence-based and personally understood, rather than passively reproduced.</w:t>
+      </w:r>
+    </w:p>
+    <w:p>
+      <w:pPr>
+        <w:spacing w:before="120"/>
+        <w:rPr>
+          <w:rFonts w:ascii="Arial" w:hAnsi="Arial" w:cs="Arial"/>
+          <w:sz w:val="22"/>
+          <w:szCs w:val="22"/>
+        </w:rPr>
+      </w:pPr>
+      <w:r>
+        <w:rPr>
+          <w:rFonts w:ascii="Arial" w:hAnsi="Arial" w:cs="Arial"/>
+          <w:sz w:val="22"/>
+          <w:szCs w:val="22"/>
+        </w:rPr>
+        <w:t>In summary, Claude can be a strong learning accelerator, but reliable use depends on verification habits and reflective practice.</w:t>
       </w:r>
     </w:p>
     <w:p>
@@ -2285,113 +2141,197 @@
           <w:sz w:val="22"/>
           <w:szCs w:val="22"/>
         </w:rPr>
-        <w:t>A practical strength of Claude as a case study is that it makes governance questions concrete rather than abstract. In software and learning contexts, the main governance challenge is not whether the model can generate outputs, but whether institutions can define accountable rules for safe use. For example, if a model suggestion contributes to faulty production code, responsibility still sits with the human development process (reviewers, approvers, and deployment owners), not the model. This reinforces the need for “human-in-the-loop” controls and traceable workflows.</w:t>
-      </w:r>
-    </w:p>
-    <w:p>
-      <w:pPr>
-        <w:rPr>
-          <w:rFonts w:ascii="Arial" w:hAnsi="Arial" w:cs="Arial"/>
-          <w:sz w:val="22"/>
-          <w:szCs w:val="22"/>
-        </w:rPr>
-      </w:pPr>
-    </w:p>
-    <w:p>
-      <w:pPr>
-        <w:rPr>
-          <w:rFonts w:ascii="Arial" w:hAnsi="Arial" w:cs="Arial"/>
-          <w:sz w:val="22"/>
-          <w:szCs w:val="22"/>
-        </w:rPr>
-      </w:pPr>
-      <w:r>
-        <w:rPr>
-          <w:rFonts w:ascii="Arial" w:hAnsi="Arial" w:cs="Arial"/>
-          <w:sz w:val="22"/>
-          <w:szCs w:val="22"/>
-        </w:rPr>
-        <w:t xml:space="preserve">From an ethics perspective, three concerns are especially relevant. First, </w:t>
-      </w:r>
-      <w:r>
-        <w:rPr>
-          <w:rFonts w:ascii="Arial" w:hAnsi="Arial" w:cs="Arial"/>
-          <w:b/>
-          <w:bCs/>
-          <w:sz w:val="22"/>
-          <w:szCs w:val="22"/>
-        </w:rPr>
-        <w:t xml:space="preserve">fairness and representation: </w:t>
-      </w:r>
-      <w:r>
-        <w:rPr>
-          <w:rFonts w:ascii="Arial" w:hAnsi="Arial" w:cs="Arial"/>
-          <w:sz w:val="22"/>
-          <w:szCs w:val="22"/>
-        </w:rPr>
-        <w:t xml:space="preserve">model outputs may reflect dominant patterns in training data and underrepresent minority contexts or non-mainstream technical practices. Second, </w:t>
-      </w:r>
-      <w:r>
-        <w:rPr>
-          <w:rFonts w:ascii="Arial" w:hAnsi="Arial" w:cs="Arial"/>
-          <w:b/>
-          <w:bCs/>
-          <w:sz w:val="22"/>
-          <w:szCs w:val="22"/>
-        </w:rPr>
-        <w:t>transparency:</w:t>
-      </w:r>
-      <w:r>
-        <w:rPr>
-          <w:rFonts w:ascii="Arial" w:hAnsi="Arial" w:cs="Arial"/>
-          <w:sz w:val="22"/>
-          <w:szCs w:val="22"/>
-        </w:rPr>
-        <w:t xml:space="preserve"> users can overestimate confidence and correctness when responses are fluent but unsupported by evidence. Third, </w:t>
-      </w:r>
-      <w:r>
-        <w:rPr>
-          <w:rFonts w:ascii="Arial" w:hAnsi="Arial" w:cs="Arial"/>
-          <w:b/>
-          <w:bCs/>
-          <w:sz w:val="22"/>
-          <w:szCs w:val="22"/>
-        </w:rPr>
-        <w:t>data ethics and privacy:</w:t>
-      </w:r>
-      <w:r>
-        <w:rPr>
-          <w:rFonts w:ascii="Arial" w:hAnsi="Arial" w:cs="Arial"/>
-          <w:sz w:val="22"/>
-          <w:szCs w:val="22"/>
-        </w:rPr>
-        <w:t xml:space="preserve"> students and professionals may unintentionally expose sensitive code, logs, or personal information while prompting. These concerns align with broader AI governance discussions, where risk mitigation depends on process controls, transparency, and impact-aware usage policies.</w:t>
-      </w:r>
-    </w:p>
-    <w:p>
-      <w:pPr>
-        <w:rPr>
-          <w:rFonts w:ascii="Arial" w:hAnsi="Arial" w:cs="Arial"/>
-          <w:sz w:val="22"/>
-          <w:szCs w:val="22"/>
-        </w:rPr>
-      </w:pPr>
-    </w:p>
-    <w:p>
-      <w:pPr>
-        <w:rPr>
-          <w:rFonts w:ascii="Arial" w:hAnsi="Arial" w:cs="Arial"/>
-          <w:sz w:val="22"/>
-          <w:szCs w:val="22"/>
-        </w:rPr>
-      </w:pPr>
-      <w:r>
-        <w:rPr>
-          <w:rFonts w:ascii="Arial" w:hAnsi="Arial" w:cs="Arial"/>
-          <w:sz w:val="22"/>
-          <w:szCs w:val="22"/>
-        </w:rPr>
-        <w:t>For practical adoption, governance should be operationalized as policy and routine: clear prompt data rules, mandatory validation for high-stakes outputs, citation/verification expectations for learning tasks, and explicit disclosure of AI use in academic or professional deliverables. In this framing, Claude is best treated as an augmentation tool under policy constraints, rather than an authority that replaces judgment.</w:t>
+        <w:t>A practical strength of using Claude as a case study is that it turns governance from an abstract debate into a concrete operational question. In both software and learning settings, the core issue is not whether the model can produce outputs, but whether institutions can enforce accountable rules for safe use. For example, if a model suggestion contributes to faulty production code, responsibility remains with the human development process—reviewers, approvers, and deployment owners—not with the model itself. This highlights the importance of human-in-the-loop controls and traceable workflows.</w:t>
+      </w:r>
+    </w:p>
+    <w:p>
+      <w:pPr>
+        <w:rPr>
+          <w:rFonts w:ascii="Arial" w:hAnsi="Arial" w:cs="Arial"/>
+          <w:sz w:val="22"/>
+          <w:szCs w:val="22"/>
+        </w:rPr>
+      </w:pPr>
+    </w:p>
+    <w:p>
+      <w:pPr>
+        <w:rPr>
+          <w:rFonts w:ascii="Arial" w:hAnsi="Arial" w:cs="Arial"/>
+          <w:sz w:val="22"/>
+          <w:szCs w:val="22"/>
+        </w:rPr>
+      </w:pPr>
+      <w:r>
+        <w:rPr>
+          <w:rFonts w:ascii="Arial" w:hAnsi="Arial" w:cs="Arial"/>
+          <w:sz w:val="22"/>
+          <w:szCs w:val="22"/>
+        </w:rPr>
+        <w:t>From an ethics perspective, three concerns are especially relevant.</w:t>
+      </w:r>
+    </w:p>
+    <w:p>
+      <w:pPr>
+        <w:rPr>
+          <w:rFonts w:ascii="Arial" w:hAnsi="Arial" w:cs="Arial"/>
+          <w:sz w:val="22"/>
+          <w:szCs w:val="22"/>
+        </w:rPr>
+      </w:pPr>
+      <w:r>
+        <w:rPr>
+          <w:rFonts w:ascii="Arial" w:hAnsi="Arial" w:cs="Arial"/>
+          <w:sz w:val="22"/>
+          <w:szCs w:val="22"/>
+        </w:rPr>
+        <w:t xml:space="preserve">First, </w:t>
+      </w:r>
+      <w:r>
+        <w:rPr>
+          <w:rFonts w:ascii="Arial" w:hAnsi="Arial" w:cs="Arial"/>
+          <w:b/>
+          <w:bCs/>
+          <w:sz w:val="22"/>
+          <w:szCs w:val="22"/>
+        </w:rPr>
+        <w:t>fairness and representation</w:t>
+      </w:r>
+      <w:r>
+        <w:rPr>
+          <w:rFonts w:ascii="Arial" w:hAnsi="Arial" w:cs="Arial"/>
+          <w:sz w:val="22"/>
+          <w:szCs w:val="22"/>
+        </w:rPr>
+        <w:t>: outputs may mirror dominant patterns in training data and underrepresent minority contexts or non-mainstream technical practices.</w:t>
+      </w:r>
+    </w:p>
+    <w:p>
+      <w:pPr>
+        <w:rPr>
+          <w:rFonts w:ascii="Arial" w:hAnsi="Arial" w:cs="Arial"/>
+          <w:sz w:val="22"/>
+          <w:szCs w:val="22"/>
+        </w:rPr>
+      </w:pPr>
+      <w:r>
+        <w:rPr>
+          <w:rFonts w:ascii="Arial" w:hAnsi="Arial" w:cs="Arial"/>
+          <w:sz w:val="22"/>
+          <w:szCs w:val="22"/>
+        </w:rPr>
+        <w:t xml:space="preserve">Second, </w:t>
+      </w:r>
+      <w:r>
+        <w:rPr>
+          <w:rFonts w:ascii="Arial" w:hAnsi="Arial" w:cs="Arial"/>
+          <w:b/>
+          <w:bCs/>
+          <w:sz w:val="22"/>
+          <w:szCs w:val="22"/>
+        </w:rPr>
+        <w:t>transparency</w:t>
+      </w:r>
+      <w:r>
+        <w:rPr>
+          <w:rFonts w:ascii="Arial" w:hAnsi="Arial" w:cs="Arial"/>
+          <w:sz w:val="22"/>
+          <w:szCs w:val="22"/>
+        </w:rPr>
+        <w:t xml:space="preserve">: users may overestimate correctness when responses are fluent but not </w:t>
+      </w:r>
+      <w:r>
+        <w:rPr>
+          <w:rFonts w:ascii="Arial" w:hAnsi="Arial" w:cs="Arial"/>
+          <w:sz w:val="22"/>
+          <w:szCs w:val="22"/>
+        </w:rPr>
+        <w:t>evidence backed</w:t>
+      </w:r>
+      <w:r>
+        <w:rPr>
+          <w:rFonts w:ascii="Arial" w:hAnsi="Arial" w:cs="Arial"/>
+          <w:sz w:val="22"/>
+          <w:szCs w:val="22"/>
+        </w:rPr>
+        <w:t>.</w:t>
+      </w:r>
+    </w:p>
+    <w:p>
+      <w:pPr>
+        <w:rPr>
+          <w:rFonts w:ascii="Arial" w:hAnsi="Arial" w:cs="Arial"/>
+          <w:sz w:val="22"/>
+          <w:szCs w:val="22"/>
+        </w:rPr>
+      </w:pPr>
+      <w:r>
+        <w:rPr>
+          <w:rFonts w:ascii="Arial" w:hAnsi="Arial" w:cs="Arial"/>
+          <w:sz w:val="22"/>
+          <w:szCs w:val="22"/>
+        </w:rPr>
+        <w:t xml:space="preserve">Third, </w:t>
+      </w:r>
+      <w:r>
+        <w:rPr>
+          <w:rFonts w:ascii="Arial" w:hAnsi="Arial" w:cs="Arial"/>
+          <w:b/>
+          <w:bCs/>
+          <w:sz w:val="22"/>
+          <w:szCs w:val="22"/>
+        </w:rPr>
+        <w:t>data ethics and privacy</w:t>
+      </w:r>
+      <w:r>
+        <w:rPr>
+          <w:rFonts w:ascii="Arial" w:hAnsi="Arial" w:cs="Arial"/>
+          <w:sz w:val="22"/>
+          <w:szCs w:val="22"/>
+        </w:rPr>
+        <w:t>: students and professionals may unintentionally expose sensitive code, logs, or personal data in prompts.</w:t>
+      </w:r>
+    </w:p>
+    <w:p>
+      <w:pPr>
+        <w:rPr>
+          <w:rFonts w:ascii="Arial" w:hAnsi="Arial" w:cs="Arial"/>
+          <w:sz w:val="22"/>
+          <w:szCs w:val="22"/>
+        </w:rPr>
+      </w:pPr>
+      <w:r>
+        <w:rPr>
+          <w:rFonts w:ascii="Arial" w:hAnsi="Arial" w:cs="Arial"/>
+          <w:sz w:val="22"/>
+          <w:szCs w:val="22"/>
+        </w:rPr>
+        <w:t>These concerns align with broader AI governance discussions, where risk mitigation depends on process controls, transparency, and impact-aware usage policies.</w:t>
+      </w:r>
+    </w:p>
+    <w:p>
+      <w:pPr>
+        <w:rPr>
+          <w:rFonts w:ascii="Arial" w:hAnsi="Arial" w:cs="Arial"/>
+          <w:sz w:val="22"/>
+          <w:szCs w:val="22"/>
+        </w:rPr>
+      </w:pPr>
+    </w:p>
+    <w:p>
+      <w:pPr>
+        <w:rPr>
+          <w:rFonts w:ascii="Arial" w:hAnsi="Arial" w:cs="Arial"/>
+          <w:sz w:val="22"/>
+          <w:szCs w:val="22"/>
+        </w:rPr>
+      </w:pPr>
+      <w:r>
+        <w:rPr>
+          <w:rFonts w:ascii="Arial" w:hAnsi="Arial" w:cs="Arial"/>
+          <w:sz w:val="22"/>
+          <w:szCs w:val="22"/>
+        </w:rPr>
+        <w:t>For practical adoption, governance should be operationalized through policy and routine: clear prompt-data rules, mandatory validation for high-stakes outputs, citation and verification requirements for learning tasks, and explicit disclosure of AI use in academic or professional deliverables. In this framing, Claude is best treated as an augmentation tool operating under policy constraints, rather than as an authority that replaces human judgment.</w:t>
       </w:r>
     </w:p>
     <w:p>
@@ -2449,7 +2389,7 @@
           <w:sz w:val="22"/>
           <w:szCs w:val="22"/>
         </w:rPr>
-        <w:t>Compared with traditional workflows, Claude reduces friction in both development and learning cycles. In coding tasks, conventional debugging often requires switching between logs, documentation, issue forums, and prior commits. Claude compresses this discovery stage into a single conversational space, improving early-stage diagnosis speed. In learning tasks, users no longer need to manually aggregate fragmented explanations from multiple websites before reaching a workable understanding.</w:t>
+        <w:t>Compared with traditional workflows, Claude can reduce friction in both development and learning cycles. In coding tasks, conventional debugging often involves constant switching between logs, documentation, issue forums, and commit history. Claude can compress much of this discovery phase into a single conversational workflow, which improves early-stage diagnosis speed. In learning tasks, users also spend less time manually piecing together fragmented explanations from multiple sources before reaching a workable understanding.</w:t>
       </w:r>
     </w:p>
     <w:p>
@@ -2476,69 +2416,33 @@
           <w:szCs w:val="22"/>
         </w:rPr>
         <w:lastRenderedPageBreak/>
-        <w:t xml:space="preserve">However, traditional workflows still outperform GenAI-assisted workflows in one important area: </w:t>
-      </w:r>
-      <w:r>
-        <w:rPr>
-          <w:rFonts w:ascii="Arial" w:hAnsi="Arial" w:cs="Arial"/>
-          <w:b/>
-          <w:bCs/>
-          <w:sz w:val="22"/>
-          <w:szCs w:val="22"/>
-        </w:rPr>
-        <w:t>source traceability</w:t>
-      </w:r>
-      <w:r>
-        <w:rPr>
-          <w:rFonts w:ascii="Arial" w:hAnsi="Arial" w:cs="Arial"/>
-          <w:sz w:val="22"/>
-          <w:szCs w:val="22"/>
-        </w:rPr>
-        <w:t xml:space="preserve">. Official documentation, standards pages, and reviewed technical posts usually provide clearer provenance than model-generated synthesis. Therefore, the strongest practical strategy is not replacement but </w:t>
-      </w:r>
-      <w:r>
-        <w:rPr>
-          <w:rFonts w:ascii="Arial" w:hAnsi="Arial" w:cs="Arial"/>
-          <w:b/>
-          <w:bCs/>
-          <w:sz w:val="22"/>
-          <w:szCs w:val="22"/>
-        </w:rPr>
-        <w:t>hybridization:</w:t>
-      </w:r>
-      <w:r>
-        <w:rPr>
-          <w:rFonts w:ascii="Arial" w:hAnsi="Arial" w:cs="Arial"/>
-          <w:sz w:val="22"/>
-          <w:szCs w:val="22"/>
-        </w:rPr>
-        <w:t xml:space="preserve"> use Claude to accelerate exploration and drafting, then confirm key decisions against authoritative sources and reproducible tests.</w:t>
-      </w:r>
-    </w:p>
-    <w:p>
-      <w:pPr>
-        <w:rPr>
-          <w:rFonts w:ascii="Arial" w:hAnsi="Arial" w:cs="Arial"/>
-          <w:sz w:val="22"/>
-          <w:szCs w:val="22"/>
-        </w:rPr>
-      </w:pPr>
-    </w:p>
-    <w:p>
-      <w:pPr>
-        <w:rPr>
-          <w:rFonts w:ascii="Arial" w:hAnsi="Arial" w:cs="Arial"/>
-          <w:sz w:val="22"/>
-          <w:szCs w:val="22"/>
-        </w:rPr>
-      </w:pPr>
-      <w:r>
-        <w:rPr>
-          <w:rFonts w:ascii="Arial" w:hAnsi="Arial" w:cs="Arial"/>
-          <w:sz w:val="22"/>
-          <w:szCs w:val="22"/>
-        </w:rPr>
-        <w:t>This comparison also clarifies why Claude should be evaluated as a socio-technical system rather than only a model. Performance gains are meaningful only when accompanied by verification discipline, secure data handling, and clear accountability. Without these controls, speed improvements can be offset by downstream costs from incorrect implementation, rework, or policy violations.</w:t>
+        <w:t>That said, traditional workflows still have a clear advantage in one critical area: source traceability. Official documentation, standards pages, and peer-reviewed technical content generally offer stronger provenance than model-generated synthesis. So, the most effective strategy in practice is not replacement, but hybridization: use Claude to speed up exploration and drafting, then validate key decisions against authoritative sources and reproducible tests.</w:t>
+      </w:r>
+    </w:p>
+    <w:p>
+      <w:pPr>
+        <w:rPr>
+          <w:rFonts w:ascii="Arial" w:hAnsi="Arial" w:cs="Arial"/>
+          <w:sz w:val="22"/>
+          <w:szCs w:val="22"/>
+        </w:rPr>
+      </w:pPr>
+    </w:p>
+    <w:p>
+      <w:pPr>
+        <w:rPr>
+          <w:rFonts w:ascii="Arial" w:hAnsi="Arial" w:cs="Arial"/>
+          <w:sz w:val="22"/>
+          <w:szCs w:val="22"/>
+        </w:rPr>
+      </w:pPr>
+      <w:r>
+        <w:rPr>
+          <w:rFonts w:ascii="Arial" w:hAnsi="Arial" w:cs="Arial"/>
+          <w:sz w:val="22"/>
+          <w:szCs w:val="22"/>
+        </w:rPr>
+        <w:t>This comparison also shows why Claude should be assessed as a socio-technical system, not just as a model. Productivity gains matter only when paired with verification discipline, secure data handling, and clear accountability. Without these controls, short-term speed can be offset by downstream costs such as incorrect implementation, rework, or policy violations.</w:t>
       </w:r>
     </w:p>
     <w:p>
@@ -3294,8 +3198,16 @@
           <w:sz w:val="22"/>
           <w:szCs w:val="22"/>
         </w:rPr>
+        <w:t xml:space="preserve">Kasneci, E., Sessler, K., Küchemann, S., Bannert, M., Dementieva, D., Fischer, F., Gasser, U., Groh, G., Günnemann, S., Hüllermeier, E., et al. (2023). ChatGPT for good? On opportunities </w:t>
+      </w:r>
+      <w:r>
+        <w:rPr>
+          <w:rFonts w:ascii="Arial" w:hAnsi="Arial" w:cs="Arial"/>
+          <w:sz w:val="22"/>
+          <w:szCs w:val="22"/>
+        </w:rPr>
         <w:lastRenderedPageBreak/>
-        <w:t xml:space="preserve">Kasneci, E., Sessler, K., Küchemann, S., Bannert, M., Dementieva, D., Fischer, F., Gasser, U., Groh, G., Günnemann, S., Hüllermeier, E., et al. (2023). ChatGPT for good? On opportunities and challenges of large language models for education. </w:t>
+        <w:t xml:space="preserve">and challenges of large language models for education. </w:t>
       </w:r>
       <w:r>
         <w:rPr>
@@ -3757,7 +3669,23 @@
           <w:sz w:val="22"/>
           <w:szCs w:val="22"/>
         </w:rPr>
-        <w:t>- The final synthesis, interpretation, and conclusions were prepared by the student.</w:t>
+        <w:t xml:space="preserve">- The final synthesis, interpretation, and conclusions were prepared by </w:t>
+      </w:r>
+      <w:r>
+        <w:rPr>
+          <w:rFonts w:ascii="Arial" w:hAnsi="Arial" w:cs="Arial"/>
+          <w:sz w:val="22"/>
+          <w:szCs w:val="22"/>
+        </w:rPr>
+        <w:t>me</w:t>
+      </w:r>
+      <w:r>
+        <w:rPr>
+          <w:rFonts w:ascii="Arial" w:hAnsi="Arial" w:cs="Arial"/>
+          <w:sz w:val="22"/>
+          <w:szCs w:val="22"/>
+        </w:rPr>
+        <w:t>.</w:t>
       </w:r>
     </w:p>
     <w:p>
@@ -3931,7 +3859,23 @@
           <w:sz w:val="22"/>
           <w:szCs w:val="22"/>
         </w:rPr>
-        <w:t>The final submitted work reflects the student’s own understanding, synthesis, and academic responsibility.</w:t>
+        <w:t xml:space="preserve">The final submitted work reflects </w:t>
+      </w:r>
+      <w:r>
+        <w:rPr>
+          <w:rFonts w:ascii="Arial" w:hAnsi="Arial" w:cs="Arial"/>
+          <w:sz w:val="22"/>
+          <w:szCs w:val="22"/>
+        </w:rPr>
+        <w:t>my</w:t>
+      </w:r>
+      <w:r>
+        <w:rPr>
+          <w:rFonts w:ascii="Arial" w:hAnsi="Arial" w:cs="Arial"/>
+          <w:sz w:val="22"/>
+          <w:szCs w:val="22"/>
+        </w:rPr>
+        <w:t xml:space="preserve"> own understanding, synthesis, and academic responsibility.</w:t>
       </w:r>
     </w:p>
     <w:sectPr>
@@ -5308,7 +5252,6 @@
   <w:style w:type="character" w:default="1" w:styleId="DefaultParagraphFont">
     <w:name w:val="Default Paragraph Font"/>
     <w:uiPriority w:val="1"/>
-    <w:semiHidden/>
     <w:unhideWhenUsed/>
   </w:style>
   <w:style w:type="table" w:default="1" w:styleId="TableNormal">
